--- a/assets/deepak/day2/day2-4_clustering.docx
+++ b/assets/deepak/day2/day2-4_clustering.docx
@@ -23,7 +23,7 @@
       <w:pPr>
         <w:pStyle w:val="FirstParagraph"/>
       </w:pPr>
-      <w:hyperlink r:id="rId5">
+      <w:hyperlink r:id="rId6">
         <w:r>
           <w:rPr>
             <w:rStyle w:val="Hyperlink"/>
@@ -43,7 +43,7 @@
       <w:r>
         <w:t xml:space="preserve">Evaluation of </w:t>
       </w:r>
-      <w:hyperlink r:id="rId6">
+      <w:hyperlink r:id="rId7">
         <w:r>
           <w:rPr>
             <w:rStyle w:val="Hyperlink"/>
@@ -86,55 +86,978 @@
       <w:r>
         <w:t xml:space="preserve">The method implemented in Seurat first constructs a SNN graph based on the euclidean distance in PCA space, and refine the edge weights between any two cells based on the shared overlap in their local neighborhoods (Jaccard similarity). This step is performed using the </w:t>
       </w:r>
-      <w:proofErr w:type="gramStart"/>
-      <w:r>
-        <w:rPr>
-          <w:rStyle w:val="VerbatimChar"/>
-        </w:rPr>
-        <w:t>FindNeighbors(</w:t>
-      </w:r>
-      <w:proofErr w:type="gramEnd"/>
-      <w:r>
-        <w:rPr>
-          <w:rStyle w:val="VerbatimChar"/>
+      <w:r>
+        <w:rPr>
+          <w:rStyle w:val="VerbatimChar"/>
+        </w:rPr>
+        <w:t>FindNeighbors()</w:t>
+      </w:r>
+      <w:r>
+        <w:t xml:space="preserve"> function, and takes as input the previously defined dimensionality of the dataset.</w:t>
+      </w:r>
+    </w:p>
+    <w:p>
+      <w:pPr>
+        <w:pStyle w:val="BodyText"/>
+      </w:pPr>
+      <w:r>
+        <w:t>Code starts here:</w:t>
+      </w:r>
+    </w:p>
+    <w:p>
+      <w:pPr>
+        <w:pStyle w:val="SourceCode"/>
+        <w:rPr>
+          <w:rStyle w:val="NormalTok"/>
+        </w:rPr>
+      </w:pPr>
+      <w:r>
+        <w:rPr>
+          <w:rStyle w:val="NormalTok"/>
+        </w:rPr>
+        <w:t xml:space="preserve">seu </w:t>
+      </w:r>
+      <w:r>
+        <w:rPr>
+          <w:rStyle w:val="OtherTok"/>
+        </w:rPr>
+        <w:t>&lt;-</w:t>
+      </w:r>
+      <w:r>
+        <w:rPr>
+          <w:rStyle w:val="NormalTok"/>
+        </w:rPr>
+        <w:t xml:space="preserve"> Seurat</w:t>
+      </w:r>
+      <w:r>
+        <w:rPr>
+          <w:rStyle w:val="SpecialCharTok"/>
+        </w:rPr>
+        <w:t>::</w:t>
+      </w:r>
+      <w:r>
+        <w:rPr>
+          <w:rStyle w:val="FunctionTok"/>
+        </w:rPr>
+        <w:t>FindNeighbors</w:t>
+      </w:r>
+      <w:r>
+        <w:rPr>
+          <w:rStyle w:val="NormalTok"/>
+        </w:rPr>
+        <w:t xml:space="preserve">(seu, </w:t>
+      </w:r>
+      <w:r>
+        <w:rPr>
+          <w:rStyle w:val="AttributeTok"/>
+        </w:rPr>
+        <w:t>dims =</w:t>
+      </w:r>
+      <w:r>
+        <w:rPr>
+          <w:rStyle w:val="NormalTok"/>
+        </w:rPr>
+        <w:t xml:space="preserve"> </w:t>
+      </w:r>
+      <w:r>
+        <w:rPr>
+          <w:rStyle w:val="DecValTok"/>
+        </w:rPr>
+        <w:t>1</w:t>
+      </w:r>
+      <w:r>
+        <w:rPr>
+          <w:rStyle w:val="SpecialCharTok"/>
+        </w:rPr>
+        <w:t>:</w:t>
+      </w:r>
+      <w:r>
+        <w:rPr>
+          <w:rStyle w:val="DecValTok"/>
+        </w:rPr>
+        <w:t>25</w:t>
+      </w:r>
+      <w:r>
+        <w:rPr>
+          <w:rStyle w:val="NormalTok"/>
+        </w:rPr>
+        <w:t xml:space="preserve">, </w:t>
+      </w:r>
+      <w:r>
+        <w:rPr>
+          <w:rStyle w:val="AttributeTok"/>
+        </w:rPr>
+        <w:t>reduction =</w:t>
+      </w:r>
+      <w:r>
+        <w:rPr>
+          <w:rStyle w:val="NormalTok"/>
+        </w:rPr>
+        <w:t xml:space="preserve"> </w:t>
+      </w:r>
+      <w:r>
+        <w:rPr>
+          <w:rStyle w:val="StringTok"/>
+        </w:rPr>
+        <w:t>"integrated.cca"</w:t>
+      </w:r>
+      <w:r>
+        <w:rPr>
+          <w:rStyle w:val="NormalTok"/>
         </w:rPr>
         <w:t>)</w:t>
       </w:r>
-      <w:r>
+    </w:p>
+    <w:p>
+      <w:pPr>
+        <w:pStyle w:val="BodyText"/>
+      </w:pPr>
+      <w:r>
+        <w:t xml:space="preserve">Code </w:t>
+      </w:r>
+      <w:r>
+        <w:t>ends</w:t>
+      </w:r>
+      <w:r>
+        <w:t xml:space="preserve"> here</w:t>
+      </w:r>
+    </w:p>
+    <w:p>
+      <w:pPr>
+        <w:pStyle w:val="FirstParagraph"/>
+      </w:pPr>
+      <w:r>
+        <w:t xml:space="preserve">To cluster the cells, Seurat next implements modularity optimization techniques such as the Louvain algorithm (default) or SLM [SLM, Blondel et al., Journal of Statistical Mechanics], to iteratively group cells together, with the goal of optimizing the standard modularity function. The </w:t>
+      </w:r>
+      <w:r>
+        <w:rPr>
+          <w:rStyle w:val="VerbatimChar"/>
+        </w:rPr>
+        <w:t>FindClusters()</w:t>
+      </w:r>
+      <w:r>
+        <w:t xml:space="preserve"> function implements this procedure, and contains a resolution parameter that sets the ‘granularity’ of the downstream clustering, with increased values leading to a greater number of clusters.</w:t>
+      </w:r>
+    </w:p>
+    <w:p>
+      <w:pPr>
+        <w:pStyle w:val="BodyText"/>
+      </w:pPr>
+      <w:r>
+        <w:t>Code starts here:</w:t>
+      </w:r>
+    </w:p>
+    <w:p>
+      <w:pPr>
+        <w:pStyle w:val="SourceCode"/>
+      </w:pPr>
+      <w:r>
+        <w:rPr>
+          <w:rStyle w:val="NormalTok"/>
+        </w:rPr>
+        <w:t xml:space="preserve">seu </w:t>
+      </w:r>
+      <w:r>
+        <w:rPr>
+          <w:rStyle w:val="OtherTok"/>
+        </w:rPr>
+        <w:t>&lt;-</w:t>
+      </w:r>
+      <w:r>
+        <w:rPr>
+          <w:rStyle w:val="NormalTok"/>
+        </w:rPr>
+        <w:t xml:space="preserve"> Seurat</w:t>
+      </w:r>
+      <w:r>
+        <w:rPr>
+          <w:rStyle w:val="SpecialCharTok"/>
+        </w:rPr>
+        <w:t>::</w:t>
+      </w:r>
+      <w:r>
+        <w:rPr>
+          <w:rStyle w:val="FunctionTok"/>
+        </w:rPr>
+        <w:t>FindClusters</w:t>
+      </w:r>
+      <w:r>
+        <w:rPr>
+          <w:rStyle w:val="NormalTok"/>
+        </w:rPr>
+        <w:t xml:space="preserve">(seu, </w:t>
+      </w:r>
+      <w:r>
+        <w:rPr>
+          <w:rStyle w:val="AttributeTok"/>
+        </w:rPr>
+        <w:t>resolution =</w:t>
+      </w:r>
+      <w:r>
+        <w:rPr>
+          <w:rStyle w:val="NormalTok"/>
+        </w:rPr>
         <w:t xml:space="preserve"> </w:t>
       </w:r>
-      <w:proofErr w:type="gramStart"/>
-      <w:r>
-        <w:t>function, and</w:t>
-      </w:r>
-      <w:proofErr w:type="gramEnd"/>
-      <w:r>
-        <w:t xml:space="preserve"> takes as input the previously defined dimensionality of the dataset.</w:t>
+      <w:r>
+        <w:rPr>
+          <w:rStyle w:val="FunctionTok"/>
+        </w:rPr>
+        <w:t>seq</w:t>
+      </w:r>
+      <w:r>
+        <w:rPr>
+          <w:rStyle w:val="NormalTok"/>
+        </w:rPr>
+        <w:t>(</w:t>
+      </w:r>
+      <w:r>
+        <w:rPr>
+          <w:rStyle w:val="FloatTok"/>
+        </w:rPr>
+        <w:t>0.1</w:t>
+      </w:r>
+      <w:r>
+        <w:rPr>
+          <w:rStyle w:val="NormalTok"/>
+        </w:rPr>
+        <w:t xml:space="preserve">, </w:t>
+      </w:r>
+      <w:r>
+        <w:rPr>
+          <w:rStyle w:val="FloatTok"/>
+        </w:rPr>
+        <w:t>0.8</w:t>
+      </w:r>
+      <w:r>
+        <w:rPr>
+          <w:rStyle w:val="NormalTok"/>
+        </w:rPr>
+        <w:t xml:space="preserve">, </w:t>
+      </w:r>
+      <w:r>
+        <w:rPr>
+          <w:rStyle w:val="AttributeTok"/>
+        </w:rPr>
+        <w:t>by=</w:t>
+      </w:r>
+      <w:r>
+        <w:rPr>
+          <w:rStyle w:val="FloatTok"/>
+        </w:rPr>
+        <w:t>0.1</w:t>
+      </w:r>
+      <w:r>
+        <w:rPr>
+          <w:rStyle w:val="NormalTok"/>
+        </w:rPr>
+        <w:t>))</w:t>
+      </w:r>
+    </w:p>
+    <w:p>
+      <w:pPr>
+        <w:pStyle w:val="FirstParagraph"/>
+      </w:pPr>
+      <w:r>
+        <w:t>Code ends here</w:t>
+      </w:r>
+    </w:p>
+    <w:p>
+      <w:pPr>
+        <w:pStyle w:val="FirstParagraph"/>
+      </w:pPr>
+      <w:r>
+        <w:t>Cluster id of each cell is added to the metadata object, as a new column for each resolution tested:</w:t>
       </w:r>
     </w:p>
     <w:p>
       <w:pPr>
         <w:pStyle w:val="BodyText"/>
-      </w:pPr>
-      <w:r>
+        <w:rPr>
+          <w:lang w:val="de-CH"/>
+        </w:rPr>
+      </w:pPr>
+      <w:r>
+        <w:rPr>
+          <w:lang w:val="de-CH"/>
+        </w:rPr>
         <w:t>Code starts here:</w:t>
       </w:r>
     </w:p>
     <w:p>
       <w:pPr>
         <w:pStyle w:val="SourceCode"/>
-      </w:pPr>
-      <w:r>
-        <w:rPr>
-          <w:rStyle w:val="NormalTok"/>
-        </w:rPr>
-        <w:t xml:space="preserve">seu </w:t>
-      </w:r>
-      <w:r>
-        <w:rPr>
-          <w:rStyle w:val="OtherTok"/>
-        </w:rPr>
-        <w:t>&lt;-</w:t>
+        <w:rPr>
+          <w:lang w:val="de-CH"/>
+        </w:rPr>
+      </w:pPr>
+      <w:r>
+        <w:rPr>
+          <w:rStyle w:val="FunctionTok"/>
+          <w:lang w:val="de-CH"/>
+        </w:rPr>
+        <w:t>head</w:t>
+      </w:r>
+      <w:r>
+        <w:rPr>
+          <w:rStyle w:val="NormalTok"/>
+          <w:lang w:val="de-CH"/>
+        </w:rPr>
+        <w:t>(seu</w:t>
+      </w:r>
+      <w:r>
+        <w:rPr>
+          <w:rStyle w:val="SpecialCharTok"/>
+          <w:lang w:val="de-CH"/>
+        </w:rPr>
+        <w:t>@</w:t>
+      </w:r>
+      <w:r>
+        <w:rPr>
+          <w:rStyle w:val="NormalTok"/>
+          <w:lang w:val="de-CH"/>
+        </w:rPr>
+        <w:t>meta.data)</w:t>
+      </w:r>
+    </w:p>
+    <w:p>
+      <w:pPr>
+        <w:pStyle w:val="SourceCode"/>
+        <w:rPr>
+          <w:lang w:val="de-CH"/>
+        </w:rPr>
+      </w:pPr>
+      <w:r>
+        <w:rPr>
+          <w:rStyle w:val="VerbatimChar"/>
+          <w:lang w:val="de-CH"/>
+        </w:rPr>
+        <w:t xml:space="preserve">                           orig.ident nCount_RNA nFeature_RNA percent.mito</w:t>
+      </w:r>
+      <w:r>
+        <w:rPr>
+          <w:lang w:val="de-CH"/>
+        </w:rPr>
+        <w:br/>
+      </w:r>
+      <w:r>
+        <w:rPr>
+          <w:rStyle w:val="VerbatimChar"/>
+          <w:lang w:val="de-CH"/>
+        </w:rPr>
+        <w:t>PBMMC-1_AAACCTGCAGACGCAA-1    PBMMC-1       2401          909     2.540608</w:t>
+      </w:r>
+      <w:r>
+        <w:rPr>
+          <w:lang w:val="de-CH"/>
+        </w:rPr>
+        <w:br/>
+      </w:r>
+      <w:r>
+        <w:rPr>
+          <w:rStyle w:val="VerbatimChar"/>
+          <w:lang w:val="de-CH"/>
+        </w:rPr>
+        <w:t>PBMMC-1_AAACCTGTCATCACCC-1    PBMMC-1       3532          760     5.181200</w:t>
+      </w:r>
+      <w:r>
+        <w:rPr>
+          <w:lang w:val="de-CH"/>
+        </w:rPr>
+        <w:br/>
+      </w:r>
+      <w:r>
+        <w:rPr>
+          <w:rStyle w:val="VerbatimChar"/>
+          <w:lang w:val="de-CH"/>
+        </w:rPr>
+        <w:t>PBMMC-1_AAAGATGCATAAAGGT-1    PBMMC-1       3972         1215     4.934542</w:t>
+      </w:r>
+      <w:r>
+        <w:rPr>
+          <w:lang w:val="de-CH"/>
+        </w:rPr>
+        <w:br/>
+      </w:r>
+      <w:r>
+        <w:rPr>
+          <w:rStyle w:val="VerbatimChar"/>
+          <w:lang w:val="de-CH"/>
+        </w:rPr>
+        <w:t>PBMMC-1_AAAGCAAAGCAGCGTA-1    PBMMC-1       3569          894     3.250210</w:t>
+      </w:r>
+      <w:r>
+        <w:rPr>
+          <w:lang w:val="de-CH"/>
+        </w:rPr>
+        <w:br/>
+      </w:r>
+      <w:r>
+        <w:rPr>
+          <w:rStyle w:val="VerbatimChar"/>
+          <w:lang w:val="de-CH"/>
+        </w:rPr>
+        <w:lastRenderedPageBreak/>
+        <w:t>PBMMC-1_AAAGCAACAATAACGA-1    PBMMC-1       2982          730     3.688799</w:t>
+      </w:r>
+      <w:r>
+        <w:rPr>
+          <w:lang w:val="de-CH"/>
+        </w:rPr>
+        <w:br/>
+      </w:r>
+      <w:r>
+        <w:rPr>
+          <w:rStyle w:val="VerbatimChar"/>
+          <w:lang w:val="de-CH"/>
+        </w:rPr>
+        <w:t>PBMMC-1_AAAGCAACATCAGTCA-1    PBMMC-1      22284         3108     3.181655</w:t>
+      </w:r>
+      <w:r>
+        <w:rPr>
+          <w:lang w:val="de-CH"/>
+        </w:rPr>
+        <w:br/>
+      </w:r>
+      <w:r>
+        <w:rPr>
+          <w:rStyle w:val="VerbatimChar"/>
+          <w:lang w:val="de-CH"/>
+        </w:rPr>
+        <w:t xml:space="preserve">                           percent.ribo percent.globin nCount_SCT nFeature_SCT</w:t>
+      </w:r>
+      <w:r>
+        <w:rPr>
+          <w:lang w:val="de-CH"/>
+        </w:rPr>
+        <w:br/>
+      </w:r>
+      <w:r>
+        <w:rPr>
+          <w:rStyle w:val="VerbatimChar"/>
+          <w:lang w:val="de-CH"/>
+        </w:rPr>
+        <w:t>PBMMC-1_AAACCTGCAGACGCAA-1     28.65473      0.1665973       3577          886</w:t>
+      </w:r>
+      <w:r>
+        <w:rPr>
+          <w:lang w:val="de-CH"/>
+        </w:rPr>
+        <w:br/>
+      </w:r>
+      <w:r>
+        <w:rPr>
+          <w:rStyle w:val="VerbatimChar"/>
+          <w:lang w:val="de-CH"/>
+        </w:rPr>
+        <w:t>PBMMC-1_AAACCTGTCATCACCC-1     55.03964      0.1981880       3909          747</w:t>
+      </w:r>
+      <w:r>
+        <w:rPr>
+          <w:lang w:val="de-CH"/>
+        </w:rPr>
+        <w:br/>
+      </w:r>
+      <w:r>
+        <w:rPr>
+          <w:rStyle w:val="VerbatimChar"/>
+          <w:lang w:val="de-CH"/>
+        </w:rPr>
+        <w:t>PBMMC-1_AAAGATGCATAAAGGT-1     30.43807      0.3776435       3964         1192</w:t>
+      </w:r>
+      <w:r>
+        <w:rPr>
+          <w:lang w:val="de-CH"/>
+        </w:rPr>
+        <w:br/>
+      </w:r>
+      <w:r>
+        <w:rPr>
+          <w:rStyle w:val="VerbatimChar"/>
+          <w:lang w:val="de-CH"/>
+        </w:rPr>
+        <w:t>PBMMC-1_AAAGCAAAGCAGCGTA-1     55.02942      0.3642477       3883          873</w:t>
+      </w:r>
+      <w:r>
+        <w:rPr>
+          <w:lang w:val="de-CH"/>
+        </w:rPr>
+        <w:br/>
+      </w:r>
+      <w:r>
+        <w:rPr>
+          <w:rStyle w:val="VerbatimChar"/>
+          <w:lang w:val="de-CH"/>
+        </w:rPr>
+        <w:t>PBMMC-1_AAAGCAACAATAACGA-1     54.49363      0.1006036       3795          711</w:t>
+      </w:r>
+      <w:r>
+        <w:rPr>
+          <w:lang w:val="de-CH"/>
+        </w:rPr>
+        <w:br/>
+      </w:r>
+      <w:r>
+        <w:rPr>
+          <w:rStyle w:val="VerbatimChar"/>
+          <w:lang w:val="de-CH"/>
+        </w:rPr>
+        <w:t>PBMMC-1_AAAGCAACATCAGTCA-1     23.40693     36.9682283       3967          950</w:t>
+      </w:r>
+      <w:r>
+        <w:rPr>
+          <w:lang w:val="de-CH"/>
+        </w:rPr>
+        <w:br/>
+      </w:r>
+      <w:r>
+        <w:rPr>
+          <w:rStyle w:val="VerbatimChar"/>
+          <w:lang w:val="de-CH"/>
+        </w:rPr>
+        <w:t xml:space="preserve">                           RNA_snn_res.0.1 RNA_snn_res.0.2 RNA_snn_res.0.3</w:t>
+      </w:r>
+      <w:r>
+        <w:rPr>
+          <w:lang w:val="de-CH"/>
+        </w:rPr>
+        <w:br/>
+      </w:r>
+      <w:r>
+        <w:rPr>
+          <w:rStyle w:val="VerbatimChar"/>
+          <w:lang w:val="de-CH"/>
+        </w:rPr>
+        <w:t>PBMMC-1_AAACCTGCAGACGCAA-1               5               7               7</w:t>
+      </w:r>
+      <w:r>
+        <w:rPr>
+          <w:lang w:val="de-CH"/>
+        </w:rPr>
+        <w:br/>
+      </w:r>
+      <w:r>
+        <w:rPr>
+          <w:rStyle w:val="VerbatimChar"/>
+          <w:lang w:val="de-CH"/>
+        </w:rPr>
+        <w:t>PBMMC-1_AAACCTGTCATCACCC-1               0               0               0</w:t>
+      </w:r>
+      <w:r>
+        <w:rPr>
+          <w:lang w:val="de-CH"/>
+        </w:rPr>
+        <w:br/>
+      </w:r>
+      <w:r>
+        <w:rPr>
+          <w:rStyle w:val="VerbatimChar"/>
+          <w:lang w:val="de-CH"/>
+        </w:rPr>
+        <w:t>PBMMC-1_AAAGATGCATAAAGGT-1               2               3               3</w:t>
+      </w:r>
+      <w:r>
+        <w:rPr>
+          <w:lang w:val="de-CH"/>
+        </w:rPr>
+        <w:br/>
+      </w:r>
+      <w:r>
+        <w:rPr>
+          <w:rStyle w:val="VerbatimChar"/>
+          <w:lang w:val="de-CH"/>
+        </w:rPr>
+        <w:t>PBMMC-1_AAAGCAAAGCAGCGTA-1               0               0               0</w:t>
+      </w:r>
+      <w:r>
+        <w:rPr>
+          <w:lang w:val="de-CH"/>
+        </w:rPr>
+        <w:br/>
+      </w:r>
+      <w:r>
+        <w:rPr>
+          <w:rStyle w:val="VerbatimChar"/>
+          <w:lang w:val="de-CH"/>
+        </w:rPr>
+        <w:t>PBMMC-1_AAAGCAACAATAACGA-1               0               0               0</w:t>
+      </w:r>
+      <w:r>
+        <w:rPr>
+          <w:lang w:val="de-CH"/>
+        </w:rPr>
+        <w:br/>
+      </w:r>
+      <w:r>
+        <w:rPr>
+          <w:rStyle w:val="VerbatimChar"/>
+          <w:lang w:val="de-CH"/>
+        </w:rPr>
+        <w:t>PBMMC-1_AAAGCAACATCAGTCA-1               4               2               2</w:t>
+      </w:r>
+      <w:r>
+        <w:rPr>
+          <w:lang w:val="de-CH"/>
+        </w:rPr>
+        <w:br/>
+      </w:r>
+      <w:r>
+        <w:rPr>
+          <w:rStyle w:val="VerbatimChar"/>
+          <w:lang w:val="de-CH"/>
+        </w:rPr>
+        <w:t xml:space="preserve">                           RNA_snn_res.0.4 RNA_snn_res.0.5 RNA_snn_res.0.6</w:t>
+      </w:r>
+      <w:r>
+        <w:rPr>
+          <w:lang w:val="de-CH"/>
+        </w:rPr>
+        <w:br/>
+      </w:r>
+      <w:r>
+        <w:rPr>
+          <w:rStyle w:val="VerbatimChar"/>
+          <w:lang w:val="de-CH"/>
+        </w:rPr>
+        <w:t>PBMMC-1_AAACCTGCAGACGCAA-1               7               7               9</w:t>
+      </w:r>
+      <w:r>
+        <w:rPr>
+          <w:lang w:val="de-CH"/>
+        </w:rPr>
+        <w:br/>
+      </w:r>
+      <w:r>
+        <w:rPr>
+          <w:rStyle w:val="VerbatimChar"/>
+          <w:lang w:val="de-CH"/>
+        </w:rPr>
+        <w:t>PBMMC-1_AAACCTGTCATCACCC-1               0               0               0</w:t>
+      </w:r>
+      <w:r>
+        <w:rPr>
+          <w:lang w:val="de-CH"/>
+        </w:rPr>
+        <w:br/>
+      </w:r>
+      <w:r>
+        <w:rPr>
+          <w:rStyle w:val="VerbatimChar"/>
+          <w:lang w:val="de-CH"/>
+        </w:rPr>
+        <w:t>PBMMC-1_AAAGATGCATAAAGGT-1               2               3               3</w:t>
+      </w:r>
+      <w:r>
+        <w:rPr>
+          <w:lang w:val="de-CH"/>
+        </w:rPr>
+        <w:br/>
+      </w:r>
+      <w:r>
+        <w:rPr>
+          <w:rStyle w:val="VerbatimChar"/>
+          <w:lang w:val="de-CH"/>
+        </w:rPr>
+        <w:t>PBMMC-1_AAAGCAAAGCAGCGTA-1               0               0               0</w:t>
+      </w:r>
+      <w:r>
+        <w:rPr>
+          <w:lang w:val="de-CH"/>
+        </w:rPr>
+        <w:br/>
+      </w:r>
+      <w:r>
+        <w:rPr>
+          <w:rStyle w:val="VerbatimChar"/>
+          <w:lang w:val="de-CH"/>
+        </w:rPr>
+        <w:t>PBMMC-1_AAAGCAACAATAACGA-1               0               0               0</w:t>
+      </w:r>
+      <w:r>
+        <w:rPr>
+          <w:lang w:val="de-CH"/>
+        </w:rPr>
+        <w:br/>
+      </w:r>
+      <w:r>
+        <w:rPr>
+          <w:rStyle w:val="VerbatimChar"/>
+          <w:lang w:val="de-CH"/>
+        </w:rPr>
+        <w:t>PBMMC-1_AAAGCAACATCAGTCA-1               5               5               5</w:t>
+      </w:r>
+      <w:r>
+        <w:rPr>
+          <w:lang w:val="de-CH"/>
+        </w:rPr>
+        <w:br/>
+      </w:r>
+      <w:r>
+        <w:rPr>
+          <w:rStyle w:val="VerbatimChar"/>
+          <w:lang w:val="de-CH"/>
+        </w:rPr>
+        <w:t xml:space="preserve">                           RNA_snn_res.0.7 RNA_snn_res.0.8 seurat_clusters</w:t>
+      </w:r>
+      <w:r>
+        <w:rPr>
+          <w:lang w:val="de-CH"/>
+        </w:rPr>
+        <w:br/>
+      </w:r>
+      <w:r>
+        <w:rPr>
+          <w:rStyle w:val="VerbatimChar"/>
+          <w:lang w:val="de-CH"/>
+        </w:rPr>
+        <w:t>PBMMC-1_AAACCTGCAGACGCAA-1               9               8               8</w:t>
+      </w:r>
+      <w:r>
+        <w:rPr>
+          <w:lang w:val="de-CH"/>
+        </w:rPr>
+        <w:br/>
+      </w:r>
+      <w:r>
+        <w:rPr>
+          <w:rStyle w:val="VerbatimChar"/>
+          <w:lang w:val="de-CH"/>
+        </w:rPr>
+        <w:t>PBMMC-1_AAACCTGTCATCACCC-1               0               0               0</w:t>
+      </w:r>
+      <w:r>
+        <w:rPr>
+          <w:lang w:val="de-CH"/>
+        </w:rPr>
+        <w:br/>
+      </w:r>
+      <w:r>
+        <w:rPr>
+          <w:rStyle w:val="VerbatimChar"/>
+          <w:lang w:val="de-CH"/>
+        </w:rPr>
+        <w:t>PBMMC-1_AAAGATGCATAAAGGT-1               2               2               2</w:t>
+      </w:r>
+      <w:r>
+        <w:rPr>
+          <w:lang w:val="de-CH"/>
+        </w:rPr>
+        <w:br/>
+      </w:r>
+      <w:r>
+        <w:rPr>
+          <w:rStyle w:val="VerbatimChar"/>
+          <w:lang w:val="de-CH"/>
+        </w:rPr>
+        <w:t>PBMMC-1_AAAGCAAAGCAGCGTA-1               0               0               0</w:t>
+      </w:r>
+      <w:r>
+        <w:rPr>
+          <w:lang w:val="de-CH"/>
+        </w:rPr>
+        <w:br/>
+      </w:r>
+      <w:r>
+        <w:rPr>
+          <w:rStyle w:val="VerbatimChar"/>
+          <w:lang w:val="de-CH"/>
+        </w:rPr>
+        <w:t>PBMMC-1_AAAGCAACAATAACGA-1               0               0               0</w:t>
+      </w:r>
+      <w:r>
+        <w:rPr>
+          <w:lang w:val="de-CH"/>
+        </w:rPr>
+        <w:br/>
+      </w:r>
+      <w:r>
+        <w:rPr>
+          <w:rStyle w:val="VerbatimChar"/>
+          <w:lang w:val="de-CH"/>
+        </w:rPr>
+        <w:t>PBMMC-1_AAAGCAACATCAGTCA-1               5               5               5</w:t>
+      </w:r>
+    </w:p>
+    <w:p>
+      <w:pPr>
+        <w:pStyle w:val="FirstParagraph"/>
+      </w:pPr>
+      <w:r>
+        <w:t>Code ends here</w:t>
+      </w:r>
+    </w:p>
+    <w:p>
+      <w:pPr>
+        <w:pStyle w:val="FirstParagraph"/>
+      </w:pPr>
+      <w:r>
+        <w:t>To view how clusters sub-divide at increasing resolution:</w:t>
+      </w:r>
+    </w:p>
+    <w:p>
+      <w:pPr>
+        <w:pStyle w:val="BodyText"/>
+      </w:pPr>
+      <w:r>
+        <w:t>Code starts here:</w:t>
+      </w:r>
+    </w:p>
+    <w:p>
+      <w:pPr>
+        <w:pStyle w:val="SourceCode"/>
+      </w:pPr>
+      <w:r>
+        <w:rPr>
+          <w:rStyle w:val="FunctionTok"/>
+        </w:rPr>
+        <w:t>library</w:t>
+      </w:r>
+      <w:r>
+        <w:rPr>
+          <w:rStyle w:val="NormalTok"/>
+        </w:rPr>
+        <w:t>(clustree)</w:t>
+      </w:r>
+    </w:p>
+    <w:p>
+      <w:pPr>
+        <w:pStyle w:val="SourceCode"/>
+      </w:pPr>
+      <w:r>
+        <w:rPr>
+          <w:rStyle w:val="VerbatimChar"/>
+        </w:rPr>
+        <w:t>Loading required package: ggraph</w:t>
+      </w:r>
+    </w:p>
+    <w:p>
+      <w:pPr>
+        <w:pStyle w:val="SourceCode"/>
+      </w:pPr>
+      <w:r>
+        <w:rPr>
+          <w:rStyle w:val="VerbatimChar"/>
+        </w:rPr>
+        <w:t>Loading required package: ggplot2</w:t>
+      </w:r>
+    </w:p>
+    <w:p>
+      <w:pPr>
+        <w:pStyle w:val="SourceCode"/>
+      </w:pPr>
+      <w:r>
+        <w:rPr>
+          <w:rStyle w:val="VerbatimChar"/>
+        </w:rPr>
+        <w:t>Warning: package 'ggplot2' was built under R version 4.3.3</w:t>
+      </w:r>
+    </w:p>
+    <w:p>
+      <w:pPr>
+        <w:pStyle w:val="SourceCode"/>
+        <w:rPr>
+          <w:rStyle w:val="NormalTok"/>
+        </w:rPr>
+      </w:pPr>
+      <w:r>
+        <w:rPr>
+          <w:rStyle w:val="NormalTok"/>
+        </w:rPr>
+        <w:lastRenderedPageBreak/>
+        <w:t>clustree</w:t>
+      </w:r>
+      <w:r>
+        <w:rPr>
+          <w:rStyle w:val="SpecialCharTok"/>
+        </w:rPr>
+        <w:t>::</w:t>
+      </w:r>
+      <w:r>
+        <w:rPr>
+          <w:rStyle w:val="FunctionTok"/>
+        </w:rPr>
+        <w:t>clustree</w:t>
+      </w:r>
+      <w:r>
+        <w:rPr>
+          <w:rStyle w:val="NormalTok"/>
+        </w:rPr>
+        <w:t>(seu</w:t>
+      </w:r>
+      <w:r>
+        <w:rPr>
+          <w:rStyle w:val="SpecialCharTok"/>
+        </w:rPr>
+        <w:t>@</w:t>
+      </w:r>
+      <w:r>
+        <w:rPr>
+          <w:rStyle w:val="NormalTok"/>
+        </w:rPr>
+        <w:t>meta.data[,</w:t>
+      </w:r>
+      <w:r>
+        <w:rPr>
+          <w:rStyle w:val="FunctionTok"/>
+        </w:rPr>
+        <w:t>grep</w:t>
+      </w:r>
+      <w:r>
+        <w:rPr>
+          <w:rStyle w:val="NormalTok"/>
+        </w:rPr>
+        <w:t>(</w:t>
+      </w:r>
+      <w:r>
+        <w:rPr>
+          <w:rStyle w:val="StringTok"/>
+        </w:rPr>
+        <w:t>"RNA_snn_res"</w:t>
+      </w:r>
+      <w:r>
+        <w:rPr>
+          <w:rStyle w:val="NormalTok"/>
+        </w:rPr>
+        <w:t xml:space="preserve">, </w:t>
+      </w:r>
+      <w:r>
+        <w:rPr>
+          <w:rStyle w:val="FunctionTok"/>
+        </w:rPr>
+        <w:t>colnames</w:t>
+      </w:r>
+      <w:r>
+        <w:rPr>
+          <w:rStyle w:val="NormalTok"/>
+        </w:rPr>
+        <w:t>(seu</w:t>
+      </w:r>
+      <w:r>
+        <w:rPr>
+          <w:rStyle w:val="SpecialCharTok"/>
+        </w:rPr>
+        <w:t>@</w:t>
+      </w:r>
+      <w:r>
+        <w:rPr>
+          <w:rStyle w:val="NormalTok"/>
+        </w:rPr>
+        <w:t>meta.data))],</w:t>
+      </w:r>
+      <w:r>
+        <w:br/>
+      </w:r>
+      <w:r>
+        <w:rPr>
+          <w:rStyle w:val="NormalTok"/>
+        </w:rPr>
+        <w:t xml:space="preserve">                   </w:t>
+      </w:r>
+      <w:r>
+        <w:rPr>
+          <w:rStyle w:val="AttributeTok"/>
+        </w:rPr>
+        <w:t>prefix =</w:t>
       </w:r>
       <w:r>
         <w:rPr>
@@ -142,91 +1065,11 @@
         </w:rPr>
         <w:t xml:space="preserve"> </w:t>
       </w:r>
-      <w:proofErr w:type="gramStart"/>
-      <w:r>
-        <w:rPr>
-          <w:rStyle w:val="NormalTok"/>
-        </w:rPr>
-        <w:t>Seurat</w:t>
-      </w:r>
-      <w:r>
-        <w:rPr>
-          <w:rStyle w:val="SpecialCharTok"/>
-        </w:rPr>
-        <w:t>::</w:t>
-      </w:r>
-      <w:r>
-        <w:rPr>
-          <w:rStyle w:val="FunctionTok"/>
-        </w:rPr>
-        <w:t>FindNeighbors</w:t>
-      </w:r>
-      <w:r>
-        <w:rPr>
-          <w:rStyle w:val="NormalTok"/>
-        </w:rPr>
-        <w:t>(</w:t>
-      </w:r>
-      <w:proofErr w:type="gramEnd"/>
-      <w:r>
-        <w:rPr>
-          <w:rStyle w:val="NormalTok"/>
-        </w:rPr>
-        <w:t xml:space="preserve">seu, </w:t>
-      </w:r>
-      <w:r>
-        <w:rPr>
-          <w:rStyle w:val="AttributeTok"/>
-        </w:rPr>
-        <w:t>dims =</w:t>
-      </w:r>
-      <w:r>
-        <w:rPr>
-          <w:rStyle w:val="NormalTok"/>
-        </w:rPr>
-        <w:t xml:space="preserve"> </w:t>
-      </w:r>
-      <w:r>
-        <w:rPr>
-          <w:rStyle w:val="DecValTok"/>
-        </w:rPr>
-        <w:t>1</w:t>
-      </w:r>
-      <w:r>
-        <w:rPr>
-          <w:rStyle w:val="SpecialCharTok"/>
-        </w:rPr>
-        <w:t>:</w:t>
-      </w:r>
-      <w:r>
-        <w:rPr>
-          <w:rStyle w:val="DecValTok"/>
-        </w:rPr>
-        <w:t>25</w:t>
-      </w:r>
-      <w:r>
-        <w:rPr>
-          <w:rStyle w:val="NormalTok"/>
-        </w:rPr>
-        <w:t xml:space="preserve">, </w:t>
-      </w:r>
-      <w:r>
-        <w:rPr>
-          <w:rStyle w:val="AttributeTok"/>
-        </w:rPr>
-        <w:t>reduction =</w:t>
-      </w:r>
-      <w:r>
-        <w:rPr>
-          <w:rStyle w:val="NormalTok"/>
-        </w:rPr>
-        <w:t xml:space="preserve"> </w:t>
-      </w:r>
       <w:r>
         <w:rPr>
           <w:rStyle w:val="StringTok"/>
         </w:rPr>
-        <w:t>"integrated.cca"</w:t>
+        <w:t>"RNA_snn_res."</w:t>
       </w:r>
       <w:r>
         <w:rPr>
@@ -237,868 +1080,31 @@
     </w:p>
     <w:p>
       <w:pPr>
+        <w:pStyle w:val="SourceCode"/>
+      </w:pPr>
+      <w:r>
+        <w:t>Code ends here</w:t>
+      </w:r>
+    </w:p>
+    <w:p>
+      <w:pPr>
         <w:pStyle w:val="FirstParagraph"/>
       </w:pPr>
       <w:r>
-        <w:t xml:space="preserve">To cluster the cells, Seurat next implements modularity optimization techniques such as the Louvain algorithm (default) or SLM [SLM, Blondel et al., Journal of Statistical Mechanics], to iteratively group cells together, with the goal of optimizing the standard modularity function. The </w:t>
-      </w:r>
-      <w:proofErr w:type="gramStart"/>
-      <w:r>
-        <w:rPr>
-          <w:rStyle w:val="VerbatimChar"/>
-        </w:rPr>
-        <w:t>FindClusters(</w:t>
-      </w:r>
-      <w:proofErr w:type="gramEnd"/>
-      <w:r>
-        <w:rPr>
-          <w:rStyle w:val="VerbatimChar"/>
-        </w:rPr>
-        <w:t>)</w:t>
-      </w:r>
-      <w:r>
-        <w:t xml:space="preserve"> function implements this </w:t>
-      </w:r>
-      <w:proofErr w:type="gramStart"/>
-      <w:r>
-        <w:t>procedure, and</w:t>
-      </w:r>
-      <w:proofErr w:type="gramEnd"/>
-      <w:r>
-        <w:t xml:space="preserve"> contains a resolution parameter that sets the ‘granularity’ of the downstream clustering, with increased values leading to a greater number of clusters.</w:t>
-      </w:r>
-    </w:p>
-    <w:p>
-      <w:pPr>
-        <w:pStyle w:val="BodyText"/>
-      </w:pPr>
-      <w:r>
-        <w:t>Code starts here:</w:t>
-      </w:r>
-    </w:p>
-    <w:p>
-      <w:pPr>
-        <w:pStyle w:val="SourceCode"/>
-      </w:pPr>
-      <w:r>
-        <w:rPr>
-          <w:rStyle w:val="NormalTok"/>
-        </w:rPr>
-        <w:t xml:space="preserve">seu </w:t>
-      </w:r>
-      <w:r>
-        <w:rPr>
-          <w:rStyle w:val="OtherTok"/>
-        </w:rPr>
-        <w:t>&lt;-</w:t>
-      </w:r>
-      <w:r>
-        <w:rPr>
-          <w:rStyle w:val="NormalTok"/>
-        </w:rPr>
-        <w:t xml:space="preserve"> </w:t>
-      </w:r>
-      <w:proofErr w:type="gramStart"/>
-      <w:r>
-        <w:rPr>
-          <w:rStyle w:val="NormalTok"/>
-        </w:rPr>
-        <w:t>Seurat</w:t>
-      </w:r>
-      <w:r>
-        <w:rPr>
-          <w:rStyle w:val="SpecialCharTok"/>
-        </w:rPr>
-        <w:t>::</w:t>
-      </w:r>
-      <w:r>
-        <w:rPr>
-          <w:rStyle w:val="FunctionTok"/>
-        </w:rPr>
-        <w:t>FindClusters</w:t>
-      </w:r>
-      <w:r>
-        <w:rPr>
-          <w:rStyle w:val="NormalTok"/>
-        </w:rPr>
-        <w:t>(</w:t>
-      </w:r>
-      <w:proofErr w:type="gramEnd"/>
-      <w:r>
-        <w:rPr>
-          <w:rStyle w:val="NormalTok"/>
-        </w:rPr>
-        <w:t xml:space="preserve">seu, </w:t>
-      </w:r>
-      <w:r>
-        <w:rPr>
-          <w:rStyle w:val="AttributeTok"/>
-        </w:rPr>
-        <w:t>resolution =</w:t>
-      </w:r>
-      <w:r>
-        <w:rPr>
-          <w:rStyle w:val="NormalTok"/>
-        </w:rPr>
-        <w:t xml:space="preserve"> </w:t>
-      </w:r>
-      <w:proofErr w:type="gramStart"/>
-      <w:r>
-        <w:rPr>
-          <w:rStyle w:val="FunctionTok"/>
-        </w:rPr>
-        <w:t>seq</w:t>
-      </w:r>
-      <w:r>
-        <w:rPr>
-          <w:rStyle w:val="NormalTok"/>
-        </w:rPr>
-        <w:t>(</w:t>
-      </w:r>
-      <w:proofErr w:type="gramEnd"/>
-      <w:r>
-        <w:rPr>
-          <w:rStyle w:val="FloatTok"/>
-        </w:rPr>
-        <w:t>0.1</w:t>
-      </w:r>
-      <w:r>
-        <w:rPr>
-          <w:rStyle w:val="NormalTok"/>
-        </w:rPr>
-        <w:t xml:space="preserve">, </w:t>
-      </w:r>
-      <w:r>
-        <w:rPr>
-          <w:rStyle w:val="FloatTok"/>
-        </w:rPr>
-        <w:t>0.8</w:t>
-      </w:r>
-      <w:r>
-        <w:rPr>
-          <w:rStyle w:val="NormalTok"/>
-        </w:rPr>
-        <w:t xml:space="preserve">, </w:t>
-      </w:r>
-      <w:r>
-        <w:rPr>
-          <w:rStyle w:val="AttributeTok"/>
-        </w:rPr>
-        <w:t>by=</w:t>
-      </w:r>
-      <w:r>
-        <w:rPr>
-          <w:rStyle w:val="FloatTok"/>
-        </w:rPr>
-        <w:t>0.1</w:t>
-      </w:r>
-      <w:r>
-        <w:rPr>
-          <w:rStyle w:val="NormalTok"/>
-        </w:rPr>
-        <w:t>))</w:t>
-      </w:r>
-    </w:p>
-    <w:p>
-      <w:pPr>
-        <w:pStyle w:val="FirstParagraph"/>
-      </w:pPr>
-      <w:r>
-        <w:t>Cluster id of each cell is added to the metadata object, as a new column for each resolution tested:</w:t>
-      </w:r>
-    </w:p>
-    <w:p>
-      <w:pPr>
-        <w:pStyle w:val="BodyText"/>
-      </w:pPr>
-      <w:r>
-        <w:t>Code starts here:</w:t>
-      </w:r>
-    </w:p>
-    <w:p>
-      <w:pPr>
-        <w:pStyle w:val="SourceCode"/>
-      </w:pPr>
-      <w:r>
-        <w:rPr>
-          <w:rStyle w:val="FunctionTok"/>
-        </w:rPr>
-        <w:t>head</w:t>
-      </w:r>
-      <w:r>
-        <w:rPr>
-          <w:rStyle w:val="NormalTok"/>
-        </w:rPr>
-        <w:t>(seu</w:t>
-      </w:r>
-      <w:r>
-        <w:rPr>
-          <w:rStyle w:val="SpecialCharTok"/>
-        </w:rPr>
-        <w:t>@</w:t>
-      </w:r>
-      <w:r>
-        <w:rPr>
-          <w:rStyle w:val="NormalTok"/>
-        </w:rPr>
-        <w:t>meta.data)</w:t>
-      </w:r>
-    </w:p>
-    <w:p>
-      <w:pPr>
-        <w:pStyle w:val="SourceCode"/>
-      </w:pPr>
-      <w:r>
-        <w:rPr>
-          <w:rStyle w:val="VerbatimChar"/>
-        </w:rPr>
-        <w:t xml:space="preserve">                           orig.ident nCount_RNA nFeature_RNA percent.mito</w:t>
-      </w:r>
-      <w:r>
-        <w:br/>
-      </w:r>
-      <w:r>
-        <w:rPr>
-          <w:rStyle w:val="VerbatimChar"/>
-        </w:rPr>
-        <w:t>PBMMC-1_AAACCTGCAGACGCAA-1    PBMMC-1       2401          909     2.540608</w:t>
-      </w:r>
-      <w:r>
-        <w:br/>
-      </w:r>
-      <w:r>
-        <w:rPr>
-          <w:rStyle w:val="VerbatimChar"/>
-        </w:rPr>
-        <w:t>PBMMC-1_AAACCTGTCATCACCC-1    PBMMC-1       3532          760     5.181200</w:t>
-      </w:r>
-      <w:r>
-        <w:br/>
-      </w:r>
-      <w:r>
-        <w:rPr>
-          <w:rStyle w:val="VerbatimChar"/>
-        </w:rPr>
-        <w:t>PBMMC-1_AAAGATGCATAAAGGT-1    PBMMC-1       3972         1215     4.934542</w:t>
-      </w:r>
-      <w:r>
-        <w:br/>
-      </w:r>
-      <w:r>
-        <w:rPr>
-          <w:rStyle w:val="VerbatimChar"/>
-        </w:rPr>
-        <w:t>PBMMC-1_AAAGCAAAGCAGCGTA-1    PBMMC-1       3569          894     3.250210</w:t>
-      </w:r>
-      <w:r>
-        <w:br/>
-      </w:r>
-      <w:r>
-        <w:rPr>
-          <w:rStyle w:val="VerbatimChar"/>
-        </w:rPr>
-        <w:t>PBMMC-1_AAAGCAACAATAACGA-1    PBMMC-1       2982          730     3.688799</w:t>
-      </w:r>
-      <w:r>
-        <w:br/>
-      </w:r>
-      <w:r>
-        <w:rPr>
-          <w:rStyle w:val="VerbatimChar"/>
-        </w:rPr>
-        <w:t>PBMMC-1_AAAGCAACATCAGTCA-1    PBMMC-1      22284         3108     3.181655</w:t>
-      </w:r>
-      <w:r>
-        <w:br/>
-      </w:r>
-      <w:r>
-        <w:rPr>
-          <w:rStyle w:val="VerbatimChar"/>
-        </w:rPr>
-        <w:t xml:space="preserve">                           percent.ribo percent.globin nCount_SCT nFeature_SCT</w:t>
-      </w:r>
-      <w:r>
-        <w:br/>
-      </w:r>
-      <w:r>
-        <w:rPr>
-          <w:rStyle w:val="VerbatimChar"/>
-        </w:rPr>
-        <w:lastRenderedPageBreak/>
-        <w:t>PBMMC-1_AAACCTGCAGACGCAA-1     28.65473      0.1665973       3577          886</w:t>
-      </w:r>
-      <w:r>
-        <w:br/>
-      </w:r>
-      <w:r>
-        <w:rPr>
-          <w:rStyle w:val="VerbatimChar"/>
-        </w:rPr>
-        <w:t>PBMMC-1_AAACCTGTCATCACCC-1     55.03964      0.1981880       3909          747</w:t>
-      </w:r>
-      <w:r>
-        <w:br/>
-      </w:r>
-      <w:r>
-        <w:rPr>
-          <w:rStyle w:val="VerbatimChar"/>
-        </w:rPr>
-        <w:t>PBMMC-1_AAAGATGCATAAAGGT-1     30.43807      0.3776435       3964         1192</w:t>
-      </w:r>
-      <w:r>
-        <w:br/>
-      </w:r>
-      <w:r>
-        <w:rPr>
-          <w:rStyle w:val="VerbatimChar"/>
-        </w:rPr>
-        <w:t>PBMMC-1_AAAGCAAAGCAGCGTA-1     55.02942      0.3642477       3883          873</w:t>
-      </w:r>
-      <w:r>
-        <w:br/>
-      </w:r>
-      <w:r>
-        <w:rPr>
-          <w:rStyle w:val="VerbatimChar"/>
-        </w:rPr>
-        <w:t>PBMMC-1_AAAGCAACAATAACGA-1     54.49363      0.1006036       3795          711</w:t>
-      </w:r>
-      <w:r>
-        <w:br/>
-      </w:r>
-      <w:r>
-        <w:rPr>
-          <w:rStyle w:val="VerbatimChar"/>
-        </w:rPr>
-        <w:t>PBMMC-1_AAAGCAACATCAGTCA-1     23.40693     36.9682283       3967          950</w:t>
-      </w:r>
-      <w:r>
-        <w:br/>
-      </w:r>
-      <w:r>
-        <w:rPr>
-          <w:rStyle w:val="VerbatimChar"/>
-        </w:rPr>
-        <w:t xml:space="preserve">                           RNA_snn_res.0.1 RNA_snn_res.0.2 RNA_snn_res.0.3</w:t>
-      </w:r>
-      <w:r>
-        <w:br/>
-      </w:r>
-      <w:r>
-        <w:rPr>
-          <w:rStyle w:val="VerbatimChar"/>
-        </w:rPr>
-        <w:t>PBMMC-1_AAACCTGCAGACGCAA-1               5               7               7</w:t>
-      </w:r>
-      <w:r>
-        <w:br/>
-      </w:r>
-      <w:r>
-        <w:rPr>
-          <w:rStyle w:val="VerbatimChar"/>
-        </w:rPr>
-        <w:t>PBMMC-1_AAACCTGTCATCACCC-1               0               0               0</w:t>
-      </w:r>
-      <w:r>
-        <w:br/>
-      </w:r>
-      <w:r>
-        <w:rPr>
-          <w:rStyle w:val="VerbatimChar"/>
-        </w:rPr>
-        <w:t>PBMMC-1_AAAGATGCATAAAGGT-1               2               3               3</w:t>
-      </w:r>
-      <w:r>
-        <w:br/>
-      </w:r>
-      <w:r>
-        <w:rPr>
-          <w:rStyle w:val="VerbatimChar"/>
-        </w:rPr>
-        <w:t>PBMMC-1_AAAGCAAAGCAGCGTA-1               0               0               0</w:t>
-      </w:r>
-      <w:r>
-        <w:br/>
-      </w:r>
-      <w:r>
-        <w:rPr>
-          <w:rStyle w:val="VerbatimChar"/>
-        </w:rPr>
-        <w:t>PBMMC-1_AAAGCAACAATAACGA-1               0               0               0</w:t>
-      </w:r>
-      <w:r>
-        <w:br/>
-      </w:r>
-      <w:r>
-        <w:rPr>
-          <w:rStyle w:val="VerbatimChar"/>
-        </w:rPr>
-        <w:t>PBMMC-1_AAAGCAACATCAGTCA-1               4               2               2</w:t>
-      </w:r>
-      <w:r>
-        <w:br/>
-      </w:r>
-      <w:r>
-        <w:rPr>
-          <w:rStyle w:val="VerbatimChar"/>
-        </w:rPr>
-        <w:t xml:space="preserve">                           RNA_snn_res.0.4 RNA_snn_res.0.5 RNA_snn_res.0.6</w:t>
-      </w:r>
-      <w:r>
-        <w:br/>
-      </w:r>
-      <w:r>
-        <w:rPr>
-          <w:rStyle w:val="VerbatimChar"/>
-        </w:rPr>
-        <w:t>PBMMC-1_AAACCTGCAGACGCAA-1               7               7               9</w:t>
-      </w:r>
-      <w:r>
-        <w:br/>
-      </w:r>
-      <w:r>
-        <w:rPr>
-          <w:rStyle w:val="VerbatimChar"/>
-        </w:rPr>
-        <w:t>PBMMC-1_AAACCTGTCATCACCC-1               0               0               0</w:t>
-      </w:r>
-      <w:r>
-        <w:br/>
-      </w:r>
-      <w:r>
-        <w:rPr>
-          <w:rStyle w:val="VerbatimChar"/>
-        </w:rPr>
-        <w:t>PBMMC-1_AAAGATGCATAAAGGT-1               2               3               3</w:t>
-      </w:r>
-      <w:r>
-        <w:br/>
-      </w:r>
-      <w:r>
-        <w:rPr>
-          <w:rStyle w:val="VerbatimChar"/>
-        </w:rPr>
-        <w:t>PBMMC-1_AAAGCAAAGCAGCGTA-1               0               0               0</w:t>
-      </w:r>
-      <w:r>
-        <w:br/>
-      </w:r>
-      <w:r>
-        <w:rPr>
-          <w:rStyle w:val="VerbatimChar"/>
-        </w:rPr>
-        <w:t>PBMMC-1_AAAGCAACAATAACGA-1               0               0               0</w:t>
-      </w:r>
-      <w:r>
-        <w:br/>
-      </w:r>
-      <w:r>
-        <w:rPr>
-          <w:rStyle w:val="VerbatimChar"/>
-        </w:rPr>
-        <w:t>PBMMC-1_AAAGCAACATCAGTCA-1               5               5               5</w:t>
-      </w:r>
-      <w:r>
-        <w:br/>
-      </w:r>
-      <w:r>
-        <w:rPr>
-          <w:rStyle w:val="VerbatimChar"/>
-        </w:rPr>
-        <w:t xml:space="preserve">                           RNA_snn_res.0.7 RNA_snn_res.0.8 seurat_clusters</w:t>
-      </w:r>
-      <w:r>
-        <w:br/>
-      </w:r>
-      <w:r>
-        <w:rPr>
-          <w:rStyle w:val="VerbatimChar"/>
-        </w:rPr>
-        <w:t>PBMMC-1_AAACCTGCAGACGCAA-1               9               8               8</w:t>
-      </w:r>
-      <w:r>
-        <w:br/>
-      </w:r>
-      <w:r>
-        <w:rPr>
-          <w:rStyle w:val="VerbatimChar"/>
-        </w:rPr>
-        <w:t>PBMMC-1_AAACCTGTCATCACCC-1               0               0               0</w:t>
-      </w:r>
-      <w:r>
-        <w:br/>
-      </w:r>
-      <w:r>
-        <w:rPr>
-          <w:rStyle w:val="VerbatimChar"/>
-        </w:rPr>
-        <w:t>PBMMC-1_AAAGATGCATAAAGGT-1               2               2               2</w:t>
-      </w:r>
-      <w:r>
-        <w:br/>
-      </w:r>
-      <w:r>
-        <w:rPr>
-          <w:rStyle w:val="VerbatimChar"/>
-        </w:rPr>
-        <w:t>PBMMC-1_AAAGCAAAGCAGCGTA-1               0               0               0</w:t>
-      </w:r>
-      <w:r>
-        <w:br/>
-      </w:r>
-      <w:r>
-        <w:rPr>
-          <w:rStyle w:val="VerbatimChar"/>
-        </w:rPr>
-        <w:t>PBMMC-1_AAAGCAACAATAACGA-1               0               0               0</w:t>
-      </w:r>
-      <w:r>
-        <w:br/>
-      </w:r>
-      <w:r>
-        <w:rPr>
-          <w:rStyle w:val="VerbatimChar"/>
-        </w:rPr>
-        <w:t>PBMMC-1_AAAGCAACATCAGTCA-1               5               5               5</w:t>
-      </w:r>
-    </w:p>
-    <w:p>
-      <w:pPr>
-        <w:pStyle w:val="FirstParagraph"/>
-      </w:pPr>
-      <w:r>
-        <w:t>To view how clusters sub-divide at increasing resolution:</w:t>
-      </w:r>
-    </w:p>
-    <w:p>
-      <w:pPr>
-        <w:pStyle w:val="BodyText"/>
-      </w:pPr>
-      <w:r>
-        <w:t>Code starts here:</w:t>
-      </w:r>
-    </w:p>
-    <w:p>
-      <w:pPr>
-        <w:pStyle w:val="SourceCode"/>
-      </w:pPr>
-      <w:r>
-        <w:rPr>
-          <w:rStyle w:val="FunctionTok"/>
-        </w:rPr>
-        <w:t>library</w:t>
-      </w:r>
-      <w:r>
-        <w:rPr>
-          <w:rStyle w:val="NormalTok"/>
-        </w:rPr>
-        <w:t>(clustree)</w:t>
-      </w:r>
-    </w:p>
-    <w:p>
-      <w:pPr>
-        <w:pStyle w:val="SourceCode"/>
-      </w:pPr>
-      <w:r>
-        <w:rPr>
-          <w:rStyle w:val="VerbatimChar"/>
-        </w:rPr>
-        <w:t>Loading required package: ggraph</w:t>
-      </w:r>
-    </w:p>
-    <w:p>
-      <w:pPr>
-        <w:pStyle w:val="SourceCode"/>
-      </w:pPr>
-      <w:r>
-        <w:rPr>
-          <w:rStyle w:val="VerbatimChar"/>
-        </w:rPr>
-        <w:t>Loading required package: ggplot2</w:t>
-      </w:r>
-    </w:p>
-    <w:p>
-      <w:pPr>
-        <w:pStyle w:val="SourceCode"/>
-      </w:pPr>
-      <w:r>
-        <w:rPr>
-          <w:rStyle w:val="VerbatimChar"/>
-        </w:rPr>
-        <w:t>Warning: package 'ggplot2' was built under R version 4.3.3</w:t>
-      </w:r>
-    </w:p>
-    <w:p>
-      <w:pPr>
-        <w:pStyle w:val="SourceCode"/>
-      </w:pPr>
-      <w:r>
-        <w:rPr>
-          <w:rStyle w:val="NormalTok"/>
-        </w:rPr>
-        <w:t>clustree</w:t>
-      </w:r>
-      <w:r>
-        <w:rPr>
-          <w:rStyle w:val="SpecialCharTok"/>
-        </w:rPr>
-        <w:t>::</w:t>
-      </w:r>
-      <w:r>
-        <w:rPr>
-          <w:rStyle w:val="FunctionTok"/>
-        </w:rPr>
-        <w:t>clustree</w:t>
-      </w:r>
-      <w:r>
-        <w:rPr>
-          <w:rStyle w:val="NormalTok"/>
-        </w:rPr>
-        <w:t>(seu</w:t>
-      </w:r>
-      <w:r>
-        <w:rPr>
-          <w:rStyle w:val="SpecialCharTok"/>
-        </w:rPr>
-        <w:t>@</w:t>
-      </w:r>
-      <w:r>
-        <w:rPr>
-          <w:rStyle w:val="NormalTok"/>
-        </w:rPr>
-        <w:t>meta.data[,</w:t>
-      </w:r>
-      <w:r>
-        <w:rPr>
-          <w:rStyle w:val="FunctionTok"/>
-        </w:rPr>
-        <w:t>grep</w:t>
-      </w:r>
-      <w:r>
-        <w:rPr>
-          <w:rStyle w:val="NormalTok"/>
-        </w:rPr>
-        <w:t>(</w:t>
-      </w:r>
-      <w:r>
-        <w:rPr>
-          <w:rStyle w:val="StringTok"/>
-        </w:rPr>
-        <w:t>"RNA_snn_res"</w:t>
-      </w:r>
-      <w:r>
-        <w:rPr>
-          <w:rStyle w:val="NormalTok"/>
-        </w:rPr>
-        <w:t xml:space="preserve">, </w:t>
-      </w:r>
-      <w:r>
-        <w:rPr>
-          <w:rStyle w:val="FunctionTok"/>
-        </w:rPr>
-        <w:t>colnames</w:t>
-      </w:r>
-      <w:r>
-        <w:rPr>
-          <w:rStyle w:val="NormalTok"/>
-        </w:rPr>
-        <w:t>(seu</w:t>
-      </w:r>
-      <w:r>
-        <w:rPr>
-          <w:rStyle w:val="SpecialCharTok"/>
-        </w:rPr>
-        <w:t>@</w:t>
-      </w:r>
-      <w:r>
-        <w:rPr>
-          <w:rStyle w:val="NormalTok"/>
-        </w:rPr>
-        <w:t>meta.data))],</w:t>
-      </w:r>
-      <w:r>
-        <w:br/>
-      </w:r>
-      <w:r>
-        <w:rPr>
-          <w:rStyle w:val="NormalTok"/>
-        </w:rPr>
-        <w:t xml:space="preserve">                   </w:t>
-      </w:r>
-      <w:r>
-        <w:rPr>
-          <w:rStyle w:val="AttributeTok"/>
-        </w:rPr>
-        <w:t>prefix =</w:t>
-      </w:r>
-      <w:r>
-        <w:rPr>
-          <w:rStyle w:val="NormalTok"/>
-        </w:rPr>
-        <w:t xml:space="preserve"> </w:t>
-      </w:r>
-      <w:r>
-        <w:rPr>
-          <w:rStyle w:val="StringTok"/>
-        </w:rPr>
-        <w:t>"RNA_snn_res."</w:t>
-      </w:r>
-      <w:r>
-        <w:rPr>
-          <w:rStyle w:val="NormalTok"/>
-        </w:rPr>
-        <w:t>)</w:t>
-      </w:r>
-    </w:p>
-    <w:p>
-      <w:pPr>
-        <w:pStyle w:val="FirstParagraph"/>
-      </w:pPr>
-      <w:r>
         <w:rPr>
           <w:noProof/>
         </w:rPr>
-        <w:lastRenderedPageBreak/>
         <w:drawing>
-          <wp:inline distT="0" distB="0" distL="0" distR="0" wp14:anchorId="0CB8408E" wp14:editId="139139A4">
+          <wp:inline distT="0" distB="0" distL="0" distR="0" wp14:anchorId="0CB8408E" wp14:editId="5FC1146D">
             <wp:extent cx="5334000" cy="4267200"/>
             <wp:effectExtent l="0" t="0" r="0" b="0"/>
-            <wp:docPr id="24" name="Picture"/>
+            <wp:docPr id="24" name="Picture" descr="Clustree plot using previous code"/>
             <wp:cNvGraphicFramePr/>
             <a:graphic xmlns:a="http://schemas.openxmlformats.org/drawingml/2006/main">
               <a:graphicData uri="http://schemas.openxmlformats.org/drawingml/2006/picture">
                 <pic:pic xmlns:pic="http://schemas.openxmlformats.org/drawingml/2006/picture">
                   <pic:nvPicPr>
-                    <pic:cNvPr id="25" name="Picture" descr="day2-4_clustering_files/figure-docx/unnamed-chunk-5-1.png"/>
-                    <pic:cNvPicPr>
-                      <a:picLocks noChangeAspect="1" noChangeArrowheads="1"/>
-                    </pic:cNvPicPr>
-                  </pic:nvPicPr>
-                  <pic:blipFill>
-                    <a:blip r:embed="rId7"/>
-                    <a:stretch>
-                      <a:fillRect/>
-                    </a:stretch>
-                  </pic:blipFill>
-                  <pic:spPr bwMode="auto">
-                    <a:xfrm>
-                      <a:off x="0" y="0"/>
-                      <a:ext cx="5334000" cy="4267200"/>
-                    </a:xfrm>
-                    <a:prstGeom prst="rect">
-                      <a:avLst/>
-                    </a:prstGeom>
-                    <a:noFill/>
-                    <a:ln w="9525">
-                      <a:noFill/>
-                      <a:headEnd/>
-                      <a:tailEnd/>
-                    </a:ln>
-                  </pic:spPr>
-                </pic:pic>
-              </a:graphicData>
-            </a:graphic>
-          </wp:inline>
-        </w:drawing>
-      </w:r>
-    </w:p>
-    <w:p>
-      <w:pPr>
-        <w:pStyle w:val="BodyText"/>
-      </w:pPr>
-      <w:r>
-        <w:t>You can view the UMAP coloring each cell according to a cluster id like this:</w:t>
-      </w:r>
-    </w:p>
-    <w:p>
-      <w:pPr>
-        <w:pStyle w:val="BodyText"/>
-      </w:pPr>
-      <w:r>
-        <w:t>Code starts here:</w:t>
-      </w:r>
-    </w:p>
-    <w:p>
-      <w:pPr>
-        <w:pStyle w:val="SourceCode"/>
-      </w:pPr>
-      <w:proofErr w:type="gramStart"/>
-      <w:r>
-        <w:rPr>
-          <w:rStyle w:val="NormalTok"/>
-        </w:rPr>
-        <w:t>Seurat</w:t>
-      </w:r>
-      <w:r>
-        <w:rPr>
-          <w:rStyle w:val="SpecialCharTok"/>
-        </w:rPr>
-        <w:t>::</w:t>
-      </w:r>
-      <w:r>
-        <w:rPr>
-          <w:rStyle w:val="FunctionTok"/>
-        </w:rPr>
-        <w:t>DimPlot</w:t>
-      </w:r>
-      <w:r>
-        <w:rPr>
-          <w:rStyle w:val="NormalTok"/>
-        </w:rPr>
-        <w:t>(</w:t>
-      </w:r>
-      <w:proofErr w:type="gramEnd"/>
-      <w:r>
-        <w:rPr>
-          <w:rStyle w:val="NormalTok"/>
-        </w:rPr>
-        <w:t xml:space="preserve">seu, </w:t>
-      </w:r>
-      <w:r>
-        <w:rPr>
-          <w:rStyle w:val="AttributeTok"/>
-        </w:rPr>
-        <w:t>group.by =</w:t>
-      </w:r>
-      <w:r>
-        <w:rPr>
-          <w:rStyle w:val="NormalTok"/>
-        </w:rPr>
-        <w:t xml:space="preserve"> </w:t>
-      </w:r>
-      <w:r>
-        <w:rPr>
-          <w:rStyle w:val="StringTok"/>
-        </w:rPr>
-        <w:t>"RNA_snn_res.0.1"</w:t>
-      </w:r>
-      <w:r>
-        <w:rPr>
-          <w:rStyle w:val="NormalTok"/>
-        </w:rPr>
-        <w:t>)</w:t>
-      </w:r>
-    </w:p>
-    <w:p>
-      <w:pPr>
-        <w:pStyle w:val="FirstParagraph"/>
-      </w:pPr>
-      <w:r>
-        <w:rPr>
-          <w:noProof/>
-        </w:rPr>
-        <w:lastRenderedPageBreak/>
-        <w:drawing>
-          <wp:inline distT="0" distB="0" distL="0" distR="0" wp14:anchorId="455D08F1" wp14:editId="1D2CE084">
-            <wp:extent cx="5334000" cy="4267200"/>
-            <wp:effectExtent l="0" t="0" r="0" b="0"/>
-            <wp:docPr id="27" name="Picture"/>
-            <wp:cNvGraphicFramePr/>
-            <a:graphic xmlns:a="http://schemas.openxmlformats.org/drawingml/2006/main">
-              <a:graphicData uri="http://schemas.openxmlformats.org/drawingml/2006/picture">
-                <pic:pic xmlns:pic="http://schemas.openxmlformats.org/drawingml/2006/picture">
-                  <pic:nvPicPr>
-                    <pic:cNvPr id="28" name="Picture" descr="day2-4_clustering_files/figure-docx/unnamed-chunk-6-1.png"/>
+                    <pic:cNvPr id="24" name="Picture" descr="Clustree plot using previous code"/>
                     <pic:cNvPicPr>
                       <a:picLocks noChangeAspect="1" noChangeArrowheads="1"/>
                     </pic:cNvPicPr>
@@ -1131,6 +1137,138 @@
         </w:drawing>
       </w:r>
     </w:p>
+    <w:p>
+      <w:pPr>
+        <w:pStyle w:val="BodyText"/>
+      </w:pPr>
+      <w:r>
+        <w:t>You can view the UMAP coloring each cell according to a cluster id like this:</w:t>
+      </w:r>
+    </w:p>
+    <w:p>
+      <w:pPr>
+        <w:pStyle w:val="BodyText"/>
+      </w:pPr>
+      <w:r>
+        <w:t>Code starts here:</w:t>
+      </w:r>
+    </w:p>
+    <w:p>
+      <w:pPr>
+        <w:pStyle w:val="SourceCode"/>
+        <w:rPr>
+          <w:rStyle w:val="NormalTok"/>
+        </w:rPr>
+      </w:pPr>
+      <w:r>
+        <w:rPr>
+          <w:rStyle w:val="NormalTok"/>
+        </w:rPr>
+        <w:t>Seurat</w:t>
+      </w:r>
+      <w:r>
+        <w:rPr>
+          <w:rStyle w:val="SpecialCharTok"/>
+        </w:rPr>
+        <w:t>::</w:t>
+      </w:r>
+      <w:r>
+        <w:rPr>
+          <w:rStyle w:val="FunctionTok"/>
+        </w:rPr>
+        <w:t>DimPlot</w:t>
+      </w:r>
+      <w:r>
+        <w:rPr>
+          <w:rStyle w:val="NormalTok"/>
+        </w:rPr>
+        <w:t xml:space="preserve">(seu, </w:t>
+      </w:r>
+      <w:r>
+        <w:rPr>
+          <w:rStyle w:val="AttributeTok"/>
+        </w:rPr>
+        <w:t>group.by =</w:t>
+      </w:r>
+      <w:r>
+        <w:rPr>
+          <w:rStyle w:val="NormalTok"/>
+        </w:rPr>
+        <w:t xml:space="preserve"> </w:t>
+      </w:r>
+      <w:r>
+        <w:rPr>
+          <w:rStyle w:val="StringTok"/>
+        </w:rPr>
+        <w:t>"RNA_snn_res.0.1"</w:t>
+      </w:r>
+      <w:r>
+        <w:rPr>
+          <w:rStyle w:val="NormalTok"/>
+        </w:rPr>
+        <w:t>)</w:t>
+      </w:r>
+    </w:p>
+    <w:p>
+      <w:pPr>
+        <w:pStyle w:val="SourceCode"/>
+      </w:pPr>
+      <w:r>
+        <w:t>Code ends here</w:t>
+      </w:r>
+    </w:p>
+    <w:p>
+      <w:pPr>
+        <w:pStyle w:val="FirstParagraph"/>
+      </w:pPr>
+      <w:r>
+        <w:rPr>
+          <w:noProof/>
+        </w:rPr>
+        <w:lastRenderedPageBreak/>
+        <w:drawing>
+          <wp:inline distT="0" distB="0" distL="0" distR="0" wp14:anchorId="455D08F1" wp14:editId="0F6AFF19">
+            <wp:extent cx="5334000" cy="4267200"/>
+            <wp:effectExtent l="0" t="0" r="0" b="0"/>
+            <wp:docPr id="27" name="Picture" descr="UMAP using previous code"/>
+            <wp:cNvGraphicFramePr/>
+            <a:graphic xmlns:a="http://schemas.openxmlformats.org/drawingml/2006/main">
+              <a:graphicData uri="http://schemas.openxmlformats.org/drawingml/2006/picture">
+                <pic:pic xmlns:pic="http://schemas.openxmlformats.org/drawingml/2006/picture">
+                  <pic:nvPicPr>
+                    <pic:cNvPr id="27" name="Picture" descr="UMAP using previous code"/>
+                    <pic:cNvPicPr>
+                      <a:picLocks noChangeAspect="1" noChangeArrowheads="1"/>
+                    </pic:cNvPicPr>
+                  </pic:nvPicPr>
+                  <pic:blipFill>
+                    <a:blip r:embed="rId9"/>
+                    <a:stretch>
+                      <a:fillRect/>
+                    </a:stretch>
+                  </pic:blipFill>
+                  <pic:spPr bwMode="auto">
+                    <a:xfrm>
+                      <a:off x="0" y="0"/>
+                      <a:ext cx="5334000" cy="4267200"/>
+                    </a:xfrm>
+                    <a:prstGeom prst="rect">
+                      <a:avLst/>
+                    </a:prstGeom>
+                    <a:noFill/>
+                    <a:ln w="9525">
+                      <a:noFill/>
+                      <a:headEnd/>
+                      <a:tailEnd/>
+                    </a:ln>
+                  </pic:spPr>
+                </pic:pic>
+              </a:graphicData>
+            </a:graphic>
+          </wp:inline>
+        </w:drawing>
+      </w:r>
+    </w:p>
     <w:tbl>
       <w:tblPr>
         <w:tblStyle w:val="Table"/>
@@ -1146,13 +1284,14 @@
           <w:left w:w="144" w:type="dxa"/>
           <w:right w:w="144" w:type="dxa"/>
         </w:tblCellMar>
-        <w:tblLook w:val="0000" w:firstRow="0" w:lastRow="0" w:firstColumn="0" w:lastColumn="0" w:noHBand="0" w:noVBand="0"/>
+        <w:tblLook w:val="0020" w:firstRow="1" w:lastRow="0" w:firstColumn="0" w:lastColumn="0" w:noHBand="0" w:noVBand="0"/>
       </w:tblPr>
       <w:tblGrid>
-        <w:gridCol w:w="9648"/>
+        <w:gridCol w:w="9325"/>
       </w:tblGrid>
       <w:tr>
         <w:trPr>
+          <w:cnfStyle w:val="100000000000" w:firstRow="1" w:lastRow="0" w:firstColumn="0" w:lastColumn="0" w:oddVBand="0" w:evenVBand="0" w:oddHBand="0" w:evenHBand="0" w:firstRowFirstColumn="0" w:firstRowLastColumn="0" w:lastRowFirstColumn="0" w:lastRowLastColumn="0"/>
           <w:cantSplit/>
         </w:trPr>
         <w:tc>
@@ -1170,52 +1309,6 @@
               <w:spacing w:before="0" w:after="0"/>
               <w:textAlignment w:val="center"/>
             </w:pPr>
-            <w:r>
-              <w:rPr>
-                <w:noProof/>
-              </w:rPr>
-              <w:drawing>
-                <wp:inline distT="0" distB="0" distL="0" distR="0" wp14:anchorId="5DADEF0F" wp14:editId="74B8FABF">
-                  <wp:extent cx="152400" cy="152400"/>
-                  <wp:effectExtent l="0" t="0" r="0" b="0"/>
-                  <wp:docPr id="30" name="Picture"/>
-                  <wp:cNvGraphicFramePr/>
-                  <a:graphic xmlns:a="http://schemas.openxmlformats.org/drawingml/2006/main">
-                    <a:graphicData uri="http://schemas.openxmlformats.org/drawingml/2006/picture">
-                      <pic:pic xmlns:pic="http://schemas.openxmlformats.org/drawingml/2006/picture">
-                        <pic:nvPicPr>
-                          <pic:cNvPr id="31" name="Picture" descr="/Applications/RStudio.app/Contents/Resources/app/quarto/share/formats/docx/important.png"/>
-                          <pic:cNvPicPr>
-                            <a:picLocks noChangeAspect="1" noChangeArrowheads="1"/>
-                          </pic:cNvPicPr>
-                        </pic:nvPicPr>
-                        <pic:blipFill>
-                          <a:blip r:embed="rId9"/>
-                          <a:stretch>
-                            <a:fillRect/>
-                          </a:stretch>
-                        </pic:blipFill>
-                        <pic:spPr bwMode="auto">
-                          <a:xfrm>
-                            <a:off x="0" y="0"/>
-                            <a:ext cx="152400" cy="152400"/>
-                          </a:xfrm>
-                          <a:prstGeom prst="rect">
-                            <a:avLst/>
-                          </a:prstGeom>
-                          <a:noFill/>
-                          <a:ln w="9525">
-                            <a:noFill/>
-                            <a:headEnd/>
-                            <a:tailEnd/>
-                          </a:ln>
-                        </pic:spPr>
-                      </pic:pic>
-                    </a:graphicData>
-                  </a:graphic>
-                </wp:inline>
-              </w:drawing>
-            </w:r>
             <w:r>
               <w:t xml:space="preserve">  Exercise</w:t>
             </w:r>
@@ -1269,13 +1362,14 @@
           <w:left w:w="144" w:type="dxa"/>
           <w:right w:w="144" w:type="dxa"/>
         </w:tblCellMar>
-        <w:tblLook w:val="0000" w:firstRow="0" w:lastRow="0" w:firstColumn="0" w:lastColumn="0" w:noHBand="0" w:noVBand="0"/>
+        <w:tblLook w:val="0020" w:firstRow="1" w:lastRow="0" w:firstColumn="0" w:lastColumn="0" w:noHBand="0" w:noVBand="0"/>
       </w:tblPr>
       <w:tblGrid>
-        <w:gridCol w:w="9648"/>
+        <w:gridCol w:w="9325"/>
       </w:tblGrid>
       <w:tr>
         <w:trPr>
+          <w:cnfStyle w:val="100000000000" w:firstRow="1" w:lastRow="0" w:firstColumn="0" w:lastColumn="0" w:oddVBand="0" w:evenVBand="0" w:oddHBand="0" w:evenHBand="0" w:firstRowFirstColumn="0" w:firstRowLastColumn="0" w:lastRowFirstColumn="0" w:lastRowLastColumn="0"/>
           <w:cantSplit/>
         </w:trPr>
         <w:tc>
@@ -1293,52 +1387,6 @@
               <w:spacing w:before="0" w:after="0"/>
               <w:textAlignment w:val="center"/>
             </w:pPr>
-            <w:r>
-              <w:rPr>
-                <w:noProof/>
-              </w:rPr>
-              <w:drawing>
-                <wp:inline distT="0" distB="0" distL="0" distR="0" wp14:anchorId="77786B97" wp14:editId="61C489F2">
-                  <wp:extent cx="152400" cy="152400"/>
-                  <wp:effectExtent l="0" t="0" r="0" b="0"/>
-                  <wp:docPr id="33" name="Picture"/>
-                  <wp:cNvGraphicFramePr/>
-                  <a:graphic xmlns:a="http://schemas.openxmlformats.org/drawingml/2006/main">
-                    <a:graphicData uri="http://schemas.openxmlformats.org/drawingml/2006/picture">
-                      <pic:pic xmlns:pic="http://schemas.openxmlformats.org/drawingml/2006/picture">
-                        <pic:nvPicPr>
-                          <pic:cNvPr id="34" name="Picture" descr="/Applications/RStudio.app/Contents/Resources/app/quarto/share/formats/docx/tip.png"/>
-                          <pic:cNvPicPr>
-                            <a:picLocks noChangeAspect="1" noChangeArrowheads="1"/>
-                          </pic:cNvPicPr>
-                        </pic:nvPicPr>
-                        <pic:blipFill>
-                          <a:blip r:embed="rId10"/>
-                          <a:stretch>
-                            <a:fillRect/>
-                          </a:stretch>
-                        </pic:blipFill>
-                        <pic:spPr bwMode="auto">
-                          <a:xfrm>
-                            <a:off x="0" y="0"/>
-                            <a:ext cx="152400" cy="152400"/>
-                          </a:xfrm>
-                          <a:prstGeom prst="rect">
-                            <a:avLst/>
-                          </a:prstGeom>
-                          <a:noFill/>
-                          <a:ln w="9525">
-                            <a:noFill/>
-                            <a:headEnd/>
-                            <a:tailEnd/>
-                          </a:ln>
-                        </pic:spPr>
-                      </pic:pic>
-                    </a:graphicData>
-                  </a:graphic>
-                </wp:inline>
-              </w:drawing>
-            </w:r>
             <w:r>
               <w:t xml:space="preserve">  Answer</w:t>
             </w:r>
@@ -1379,6 +1427,9 @@
           <w:p>
             <w:pPr>
               <w:pStyle w:val="SourceCode"/>
+              <w:rPr>
+                <w:rStyle w:val="NormalTok"/>
+              </w:rPr>
             </w:pPr>
             <w:r>
               <w:rPr>
@@ -1431,6 +1482,14 @@
           </w:p>
           <w:p>
             <w:pPr>
+              <w:pStyle w:val="SourceCode"/>
+            </w:pPr>
+            <w:r>
+              <w:t>Code ends here</w:t>
+            </w:r>
+          </w:p>
+          <w:p>
+            <w:pPr>
               <w:pStyle w:val="FirstParagraph"/>
             </w:pPr>
             <w:r>
@@ -1438,22 +1497,22 @@
                 <w:noProof/>
               </w:rPr>
               <w:drawing>
-                <wp:inline distT="0" distB="0" distL="0" distR="0" wp14:anchorId="4BED0020" wp14:editId="5E2AA516">
+                <wp:inline distT="0" distB="0" distL="0" distR="0" wp14:anchorId="4BED0020" wp14:editId="3D17B4A0">
                   <wp:extent cx="5334000" cy="4267200"/>
                   <wp:effectExtent l="0" t="0" r="0" b="0"/>
-                  <wp:docPr id="36" name="Picture"/>
+                  <wp:docPr id="36" name="Picture" descr="UMAP using previous code"/>
                   <wp:cNvGraphicFramePr/>
                   <a:graphic xmlns:a="http://schemas.openxmlformats.org/drawingml/2006/main">
                     <a:graphicData uri="http://schemas.openxmlformats.org/drawingml/2006/picture">
                       <pic:pic xmlns:pic="http://schemas.openxmlformats.org/drawingml/2006/picture">
                         <pic:nvPicPr>
-                          <pic:cNvPr id="37" name="Picture" descr="day2-4_clustering_files/figure-docx/unnamed-chunk-7-1.png"/>
+                          <pic:cNvPr id="36" name="Picture" descr="UMAP using previous code"/>
                           <pic:cNvPicPr>
                             <a:picLocks noChangeAspect="1" noChangeArrowheads="1"/>
                           </pic:cNvPicPr>
                         </pic:nvPicPr>
                         <pic:blipFill>
-                          <a:blip r:embed="rId11"/>
+                          <a:blip r:embed="rId10"/>
                           <a:stretch>
                             <a:fillRect/>
                           </a:stretch>
@@ -1506,13 +1565,14 @@
           <w:left w:w="144" w:type="dxa"/>
           <w:right w:w="144" w:type="dxa"/>
         </w:tblCellMar>
-        <w:tblLook w:val="0000" w:firstRow="0" w:lastRow="0" w:firstColumn="0" w:lastColumn="0" w:noHBand="0" w:noVBand="0"/>
+        <w:tblLook w:val="0020" w:firstRow="1" w:lastRow="0" w:firstColumn="0" w:lastColumn="0" w:noHBand="0" w:noVBand="0"/>
       </w:tblPr>
       <w:tblGrid>
-        <w:gridCol w:w="9648"/>
+        <w:gridCol w:w="9325"/>
       </w:tblGrid>
       <w:tr>
         <w:trPr>
+          <w:cnfStyle w:val="100000000000" w:firstRow="1" w:lastRow="0" w:firstColumn="0" w:lastColumn="0" w:oddVBand="0" w:evenVBand="0" w:oddHBand="0" w:evenHBand="0" w:firstRowFirstColumn="0" w:firstRowLastColumn="0" w:lastRowFirstColumn="0" w:lastRowLastColumn="0"/>
           <w:cantSplit/>
         </w:trPr>
         <w:tc>
@@ -1530,52 +1590,6 @@
               <w:spacing w:before="0" w:after="0"/>
               <w:textAlignment w:val="center"/>
             </w:pPr>
-            <w:r>
-              <w:rPr>
-                <w:noProof/>
-              </w:rPr>
-              <w:drawing>
-                <wp:inline distT="0" distB="0" distL="0" distR="0" wp14:anchorId="250C388D" wp14:editId="60E240DA">
-                  <wp:extent cx="152400" cy="152400"/>
-                  <wp:effectExtent l="0" t="0" r="0" b="0"/>
-                  <wp:docPr id="38" name="Picture"/>
-                  <wp:cNvGraphicFramePr/>
-                  <a:graphic xmlns:a="http://schemas.openxmlformats.org/drawingml/2006/main">
-                    <a:graphicData uri="http://schemas.openxmlformats.org/drawingml/2006/picture">
-                      <pic:pic xmlns:pic="http://schemas.openxmlformats.org/drawingml/2006/picture">
-                        <pic:nvPicPr>
-                          <pic:cNvPr id="39" name="Picture" descr="/Applications/RStudio.app/Contents/Resources/app/quarto/share/formats/docx/important.png"/>
-                          <pic:cNvPicPr>
-                            <a:picLocks noChangeAspect="1" noChangeArrowheads="1"/>
-                          </pic:cNvPicPr>
-                        </pic:nvPicPr>
-                        <pic:blipFill>
-                          <a:blip r:embed="rId9"/>
-                          <a:stretch>
-                            <a:fillRect/>
-                          </a:stretch>
-                        </pic:blipFill>
-                        <pic:spPr bwMode="auto">
-                          <a:xfrm>
-                            <a:off x="0" y="0"/>
-                            <a:ext cx="152400" cy="152400"/>
-                          </a:xfrm>
-                          <a:prstGeom prst="rect">
-                            <a:avLst/>
-                          </a:prstGeom>
-                          <a:noFill/>
-                          <a:ln w="9525">
-                            <a:noFill/>
-                            <a:headEnd/>
-                            <a:tailEnd/>
-                          </a:ln>
-                        </pic:spPr>
-                      </pic:pic>
-                    </a:graphicData>
-                  </a:graphic>
-                </wp:inline>
-              </w:drawing>
-            </w:r>
             <w:r>
               <w:t xml:space="preserve">  Exercise</w:t>
             </w:r>
@@ -1638,13 +1652,14 @@
           <w:left w:w="144" w:type="dxa"/>
           <w:right w:w="144" w:type="dxa"/>
         </w:tblCellMar>
-        <w:tblLook w:val="0000" w:firstRow="0" w:lastRow="0" w:firstColumn="0" w:lastColumn="0" w:noHBand="0" w:noVBand="0"/>
+        <w:tblLook w:val="0020" w:firstRow="1" w:lastRow="0" w:firstColumn="0" w:lastColumn="0" w:noHBand="0" w:noVBand="0"/>
       </w:tblPr>
       <w:tblGrid>
-        <w:gridCol w:w="9648"/>
+        <w:gridCol w:w="9325"/>
       </w:tblGrid>
       <w:tr>
         <w:trPr>
+          <w:cnfStyle w:val="100000000000" w:firstRow="1" w:lastRow="0" w:firstColumn="0" w:lastColumn="0" w:oddVBand="0" w:evenVBand="0" w:oddHBand="0" w:evenHBand="0" w:firstRowFirstColumn="0" w:firstRowLastColumn="0" w:lastRowFirstColumn="0" w:lastRowLastColumn="0"/>
           <w:cantSplit/>
         </w:trPr>
         <w:tc>
@@ -1662,52 +1677,6 @@
               <w:spacing w:before="0" w:after="0"/>
               <w:textAlignment w:val="center"/>
             </w:pPr>
-            <w:r>
-              <w:rPr>
-                <w:noProof/>
-              </w:rPr>
-              <w:drawing>
-                <wp:inline distT="0" distB="0" distL="0" distR="0" wp14:anchorId="62DEDDE9" wp14:editId="1AF41102">
-                  <wp:extent cx="152400" cy="152400"/>
-                  <wp:effectExtent l="0" t="0" r="0" b="0"/>
-                  <wp:docPr id="40" name="Picture"/>
-                  <wp:cNvGraphicFramePr/>
-                  <a:graphic xmlns:a="http://schemas.openxmlformats.org/drawingml/2006/main">
-                    <a:graphicData uri="http://schemas.openxmlformats.org/drawingml/2006/picture">
-                      <pic:pic xmlns:pic="http://schemas.openxmlformats.org/drawingml/2006/picture">
-                        <pic:nvPicPr>
-                          <pic:cNvPr id="41" name="Picture" descr="/Applications/RStudio.app/Contents/Resources/app/quarto/share/formats/docx/tip.png"/>
-                          <pic:cNvPicPr>
-                            <a:picLocks noChangeAspect="1" noChangeArrowheads="1"/>
-                          </pic:cNvPicPr>
-                        </pic:nvPicPr>
-                        <pic:blipFill>
-                          <a:blip r:embed="rId10"/>
-                          <a:stretch>
-                            <a:fillRect/>
-                          </a:stretch>
-                        </pic:blipFill>
-                        <pic:spPr bwMode="auto">
-                          <a:xfrm>
-                            <a:off x="0" y="0"/>
-                            <a:ext cx="152400" cy="152400"/>
-                          </a:xfrm>
-                          <a:prstGeom prst="rect">
-                            <a:avLst/>
-                          </a:prstGeom>
-                          <a:noFill/>
-                          <a:ln w="9525">
-                            <a:noFill/>
-                            <a:headEnd/>
-                            <a:tailEnd/>
-                          </a:ln>
-                        </pic:spPr>
-                      </pic:pic>
-                    </a:graphicData>
-                  </a:graphic>
-                </wp:inline>
-              </w:drawing>
-            </w:r>
             <w:r>
               <w:t xml:space="preserve">  Answer</w:t>
             </w:r>
@@ -1750,6 +1719,36 @@
       <w:bookmarkEnd w:id="1"/>
     </w:tbl>
     <w:p/>
+    <w:p>
+      <w:r>
+        <w:t xml:space="preserve">Code </w:t>
+      </w:r>
+      <w:r>
+        <w:t>starts</w:t>
+      </w:r>
+      <w:r>
+        <w:t>s here</w:t>
+      </w:r>
+      <w:r>
+        <w:t>:</w:t>
+      </w:r>
+    </w:p>
+    <w:p>
+      <w:pPr>
+        <w:pStyle w:val="SourceCode"/>
+      </w:pPr>
+      <w:r>
+        <w:rPr>
+          <w:rStyle w:val="NormalTok"/>
+        </w:rPr>
+        <w:t>saveRDS(seu, "day2/seu_day2-4.rds")</w:t>
+      </w:r>
+    </w:p>
+    <w:p>
+      <w:r>
+        <w:t>Code ends here</w:t>
+      </w:r>
+    </w:p>
     <w:sectPr>
       <w:pgSz w:w="12240" w:h="15840"/>
       <w:pgMar w:top="1440" w:right="1440" w:bottom="1440" w:left="1440" w:header="720" w:footer="720" w:gutter="0"/>
@@ -3485,4 +3484,16 @@
     </a:ext>
   </a:extLst>
 </a:theme>
+</file>
+
+<file path=customXml/item1.xml><?xml version="1.0" encoding="utf-8"?>
+<b:Sources xmlns:b="http://schemas.openxmlformats.org/officeDocument/2006/bibliography" xmlns="http://schemas.openxmlformats.org/officeDocument/2006/bibliography" SelectedStyle="/APASixthEditionOfficeOnline.xsl" StyleName="APA" Version="6"/>
+</file>
+
+<file path=customXml/itemProps1.xml><?xml version="1.0" encoding="utf-8"?>
+<ds:datastoreItem xmlns:ds="http://schemas.openxmlformats.org/officeDocument/2006/customXml" ds:itemID="{C36BD7D0-5061-3544-835A-839A30DB7245}">
+  <ds:schemaRefs>
+    <ds:schemaRef ds:uri="http://schemas.openxmlformats.org/officeDocument/2006/bibliography"/>
+  </ds:schemaRefs>
+</ds:datastoreItem>
 </file>